--- a/tillsyn/A 27730-2026 tillsynsbegäran.docx
+++ b/tillsyn/A 27730-2026 tillsynsbegäran.docx
@@ -240,7 +240,7 @@
     <w:r>
       <w:tab/>
       <w:tab/>
-      <w:t>2026-06-19</w:t>
+      <w:t>2026-06-20</w:t>
       <w:br/>
       <w:br/>
     </w:r>

--- a/tillsyn/A 27730-2026 tillsynsbegäran.docx
+++ b/tillsyn/A 27730-2026 tillsynsbegäran.docx
@@ -12,10 +12,7 @@
     </w:p>
     <w:p>
       <w:r>
-        <w:t>Detta dokument behandlar höga naturvärden i avverkningsanmälan A 27730-2026 i Lindesbergs kommun som inkom 2026-06-18 och omfattar 3,9 ha.</w:t>
-      </w:r>
-      <w:r>
-        <w:t xml:space="preserve"> I Figur 1 visas fyndplatser för naturvårdsarter i området, som finns registrerade på Artportalen.</w:t>
+        <w:t>Denna tillsynsbegäran behandlar höga naturvärden i avverkningsanmälan A 27730-2026 i Lindesbergs kommun som inkom 2026-06-18 och omfattar 3,9 ha.</w:t>
       </w:r>
     </w:p>
     <w:p>
@@ -25,7 +22,7 @@
       <w:r>
         <w:drawing>
           <wp:inline xmlns:a="http://schemas.openxmlformats.org/drawingml/2006/main" xmlns:pic="http://schemas.openxmlformats.org/drawingml/2006/picture">
-            <wp:extent cx="4984330" cy="5688000"/>
+            <wp:extent cx="5015876" cy="5724000"/>
             <wp:docPr id="1" name="Picture 1"/>
             <wp:cNvGraphicFramePr>
               <a:graphicFrameLocks noChangeAspect="1"/>
@@ -46,7 +43,7 @@
                   <pic:spPr>
                     <a:xfrm>
                       <a:off x="0" y="0"/>
-                      <a:ext cx="4984330" cy="5688000"/>
+                      <a:ext cx="5015876" cy="5724000"/>
                     </a:xfrm>
                     <a:prstGeom prst="rect"/>
                   </pic:spPr>
@@ -63,7 +60,20 @@
         <w:spacing w:after="240"/>
       </w:pPr>
       <w:r>
-        <w:t>Figur 1. Fyndplatser för naturvårdsarter inom 5 meter från avverkningsanmälan (röd linje). Inom parentes anges rödlistekategorier, S för signalarter, Tför typiska arter och fridlysningsparagrafer i artskyddsförordningen.Markörer utan svart kant är placerade på fyndplatsen. Markörer med svart kant är placerade vid sidan av fyndplatsen och har ett svart streck som visar fyndplatsens exakta position. Kartans mittpunktskoordinat är N 6622395, E 499041 i SWEREF 99 TM.</w:t>
+        <w:t>Figur 1. Fyndplatser för naturvårdsarter inom 5 meter från avverkningsanmälan. Markörer utan svart kant är placerade på fyndplatsen. Markörer med svart kant är placerade vid sidan av fyndplatsen har ett svart streck som visar fyndplatsens exakta position. Kartans mittpunktskoordinat är N 6622395, E 499041 i SWEREF 99 TM.</w:t>
+      </w:r>
+    </w:p>
+    <w:p>
+      <w:r>
+        <w:t>Inom 5 meter från avverkningsanmälan finns fynd av 1 naturvårdsarter, varav 1 är fridlyst: fläcknycklar (§8). Se Figur 1.</w:t>
+      </w:r>
+    </w:p>
+    <w:p>
+      <w:pPr>
+        <w:pStyle w:val="Heading1"/>
+      </w:pPr>
+      <w:r>
+        <w:t>Tillsynsbegäran</w:t>
       </w:r>
     </w:p>
     <w:p>
@@ -77,39 +87,16 @@
       </w:r>
     </w:p>
     <w:p>
-      <w:r>
-        <w:t>Nedan beskrivs fynd av naturvårdsarter och fridlysta arter som gjorts i det avverkningsanmälda området.</w:t>
-      </w:r>
-    </w:p>
-    <w:p>
       <w:pPr>
         <w:pStyle w:val="Heading1"/>
       </w:pPr>
       <w:r>
-        <w:t>Naturvårdsarter</w:t>
+        <w:t>Naturvårdsarter och fridlysta arter</w:t>
       </w:r>
     </w:p>
     <w:p>
       <w:r>
-        <w:t>Inom 5 meter från avverkningsanmälan har följande 1 naturvårdsarter hittats: fläcknycklar (§8). För fridlysta arter anges även paragrafen i Artskyddsförordningen som arten är fridlyst enligt.</w:t>
-      </w:r>
-    </w:p>
-    <w:p>
-      <w:r>
-        <w:t>De påträffade naturvårdsarterna är ett tydligt kvitto på att det rör sig om en skog med höga naturvärden.</w:t>
-      </w:r>
-    </w:p>
-    <w:p>
-      <w:pPr>
-        <w:pStyle w:val="Heading2"/>
-      </w:pPr>
-      <w:r>
-        <w:t>Fridlysta arter</w:t>
-      </w:r>
-    </w:p>
-    <w:p>
-      <w:r>
-        <w:t>Följande fridlysta arter har sina livsmiljöer och växtplatser i den avverkningsanmälda skogen: fläcknycklar (§8).</w:t>
+        <w:t>Nedan följer beskrivningar av de naturvårdsarter och fridlysta arter som har sina livsmiljöer och växtplatser i den avverkningsanmälda skogen. De påträffade naturvårdsarterna är ett tydligt kvitto på att det rör sig om en skog med höga naturvärden.</w:t>
       </w:r>
     </w:p>
     <w:sectPr>
@@ -240,7 +227,7 @@
     <w:r>
       <w:tab/>
       <w:tab/>
-      <w:t>2026-06-20</w:t>
+      <w:t>2026-06-21</w:t>
       <w:br/>
       <w:br/>
     </w:r>

--- a/tillsyn/A 27730-2026 tillsynsbegäran.docx
+++ b/tillsyn/A 27730-2026 tillsynsbegäran.docx
@@ -227,7 +227,7 @@
     <w:r>
       <w:tab/>
       <w:tab/>
-      <w:t>2026-06-21</w:t>
+      <w:t>2026-06-22</w:t>
       <w:br/>
       <w:br/>
     </w:r>

--- a/tillsyn/A 27730-2026 tillsynsbegäran.docx
+++ b/tillsyn/A 27730-2026 tillsynsbegäran.docx
@@ -227,7 +227,7 @@
     <w:r>
       <w:tab/>
       <w:tab/>
-      <w:t>2026-06-22</w:t>
+      <w:t>2026-06-23</w:t>
       <w:br/>
       <w:br/>
     </w:r>

--- a/tillsyn/A 27730-2026 tillsynsbegäran.docx
+++ b/tillsyn/A 27730-2026 tillsynsbegäran.docx
@@ -227,7 +227,7 @@
     <w:r>
       <w:tab/>
       <w:tab/>
-      <w:t>2026-06-23</w:t>
+      <w:t>2026-06-24</w:t>
       <w:br/>
       <w:br/>
     </w:r>

--- a/tillsyn/A 27730-2026 tillsynsbegäran.docx
+++ b/tillsyn/A 27730-2026 tillsynsbegäran.docx
@@ -227,7 +227,7 @@
     <w:r>
       <w:tab/>
       <w:tab/>
-      <w:t>2026-06-24</w:t>
+      <w:t>2026-06-25</w:t>
       <w:br/>
       <w:br/>
     </w:r>

--- a/tillsyn/A 27730-2026 tillsynsbegäran.docx
+++ b/tillsyn/A 27730-2026 tillsynsbegäran.docx
@@ -227,7 +227,7 @@
     <w:r>
       <w:tab/>
       <w:tab/>
-      <w:t>2026-06-25</w:t>
+      <w:t>2026-06-26</w:t>
       <w:br/>
       <w:br/>
     </w:r>

--- a/tillsyn/A 27730-2026 tillsynsbegäran.docx
+++ b/tillsyn/A 27730-2026 tillsynsbegäran.docx
@@ -227,7 +227,7 @@
     <w:r>
       <w:tab/>
       <w:tab/>
-      <w:t>2026-06-26</w:t>
+      <w:t>2026-06-27</w:t>
       <w:br/>
       <w:br/>
     </w:r>

--- a/tillsyn/A 27730-2026 tillsynsbegäran.docx
+++ b/tillsyn/A 27730-2026 tillsynsbegäran.docx
@@ -227,7 +227,7 @@
     <w:r>
       <w:tab/>
       <w:tab/>
-      <w:t>2026-06-27</w:t>
+      <w:t>2026-06-28</w:t>
       <w:br/>
       <w:br/>
     </w:r>

--- a/tillsyn/A 27730-2026 tillsynsbegäran.docx
+++ b/tillsyn/A 27730-2026 tillsynsbegäran.docx
@@ -227,7 +227,7 @@
     <w:r>
       <w:tab/>
       <w:tab/>
-      <w:t>2026-06-28</w:t>
+      <w:t>2026-06-29</w:t>
       <w:br/>
       <w:br/>
     </w:r>

--- a/tillsyn/A 27730-2026 tillsynsbegäran.docx
+++ b/tillsyn/A 27730-2026 tillsynsbegäran.docx
@@ -227,7 +227,7 @@
     <w:r>
       <w:tab/>
       <w:tab/>
-      <w:t>2026-06-29</w:t>
+      <w:t>2026-06-30</w:t>
       <w:br/>
       <w:br/>
     </w:r>

--- a/tillsyn/A 27730-2026 tillsynsbegäran.docx
+++ b/tillsyn/A 27730-2026 tillsynsbegäran.docx
@@ -227,7 +227,7 @@
     <w:r>
       <w:tab/>
       <w:tab/>
-      <w:t>2026-06-30</w:t>
+      <w:t>2026-07-01</w:t>
       <w:br/>
       <w:br/>
     </w:r>

--- a/tillsyn/A 27730-2026 tillsynsbegäran.docx
+++ b/tillsyn/A 27730-2026 tillsynsbegäran.docx
@@ -227,7 +227,7 @@
     <w:r>
       <w:tab/>
       <w:tab/>
-      <w:t>2026-07-01</w:t>
+      <w:t>2026-07-02</w:t>
       <w:br/>
       <w:br/>
     </w:r>

--- a/tillsyn/A 27730-2026 tillsynsbegäran.docx
+++ b/tillsyn/A 27730-2026 tillsynsbegäran.docx
@@ -227,7 +227,7 @@
     <w:r>
       <w:tab/>
       <w:tab/>
-      <w:t>2026-07-13</w:t>
+      <w:t>2026-07-14</w:t>
       <w:br/>
       <w:br/>
     </w:r>

--- a/tillsyn/A 27730-2026 tillsynsbegäran.docx
+++ b/tillsyn/A 27730-2026 tillsynsbegäran.docx
@@ -227,7 +227,7 @@
     <w:r>
       <w:tab/>
       <w:tab/>
-      <w:t>2026-07-14</w:t>
+      <w:t>2026-07-15</w:t>
       <w:br/>
       <w:br/>
     </w:r>

--- a/tillsyn/A 27730-2026 tillsynsbegäran.docx
+++ b/tillsyn/A 27730-2026 tillsynsbegäran.docx
@@ -22,7 +22,7 @@
       <w:r>
         <w:drawing>
           <wp:inline xmlns:a="http://schemas.openxmlformats.org/drawingml/2006/main" xmlns:pic="http://schemas.openxmlformats.org/drawingml/2006/picture">
-            <wp:extent cx="4854581" cy="5724000"/>
+            <wp:extent cx="5486400" cy="5703974"/>
             <wp:docPr id="1" name="Picture 1"/>
             <wp:cNvGraphicFramePr>
               <a:graphicFrameLocks noChangeAspect="1"/>
@@ -43,7 +43,7 @@
                   <pic:spPr>
                     <a:xfrm>
                       <a:off x="0" y="0"/>
-                      <a:ext cx="4854581" cy="5724000"/>
+                      <a:ext cx="5486400" cy="5703974"/>
                     </a:xfrm>
                     <a:prstGeom prst="rect"/>
                   </pic:spPr>
@@ -60,12 +60,12 @@
         <w:spacing w:after="240"/>
       </w:pPr>
       <w:r>
-        <w:t>Figur 1. Fyndplatser för naturvårdsarter inom 5 meter från avverkningsanmälan. Markörer utan svart kant är placerade på fyndplatsen. Markörer med svart kant är placerade vid sidan av fyndplatsen har ett svart streck som visar fyndplatsens exakta position. Kartans mittpunktskoordinat är N 6622395, E 499041 i SWEREF 99 TM.</w:t>
+        <w:t>Figur 1. Fyndplatser för naturvårdsarter i och inom 5 meter från avverkningsanmälan. Markörer utan svart kant är placerade på fyndplatsen. Markörer med svart kant är placerade vid sidan av fyndplatsen har ett svart streck som visar fyndplatsens exakta position. Kartans mittpunktskoordinat är N 6622395, E 499041 i SWEREF 99 TM.</w:t>
       </w:r>
     </w:p>
     <w:p>
       <w:r>
-        <w:t>Inom 5 meter från avverkningsanmälan finns fynd av 1 naturvårdsarter, varav 1 är fridlyst: fläcknycklar (§8). Se Figur 1.</w:t>
+        <w:t>I och inom 5 meter från avverkningsanmälan finns fynd av 4 naturvårdsarter, varav 1 är rödlistad, 3 är fridlysta och 2 är typiska (T): sexfläckig bastardsvärmare (VU), spillkråka (T, §4), tjäder (T, §4) och fläcknycklar (§8). Se Figur 1.</w:t>
       </w:r>
     </w:p>
     <w:p>
@@ -96,7 +96,241 @@
     </w:p>
     <w:p>
       <w:r>
-        <w:t>Nedan följer beskrivningar av de naturvårdsarter och fridlysta arter som har sina livsmiljöer och växtplatser i den avverkningsanmälda skogen. De påträffade naturvårdsarterna är ett tydligt kvitto på att det rör sig om en skog med höga naturvärden.</w:t>
+        <w:t>Nedan följer beskrivningar av de naturvårdsarter och fridlysta arter som har sina livsmiljöer och växtplatser i den avverkningsanmälda skogen. Se även ytterligare artfakta i BILAGA 1. De påträffade naturvårdsarterna är ett tydligt kvitto på att det rör sig om en skog med höga naturvärden.</w:t>
+      </w:r>
+    </w:p>
+    <w:p>
+      <w:r>
+        <w:rPr>
+          <w:b/>
+        </w:rPr>
+        <w:t>Spillkråka (§4)</w:t>
+      </w:r>
+      <w:r>
+        <w:t xml:space="preserve"> omfattas av bilaga 1 i EU:s fågeldirektiv och är typisk art för </w:t>
+      </w:r>
+      <w:r>
+        <w:rPr>
+          <w:i/>
+        </w:rPr>
+        <w:t xml:space="preserve">9010 Taiga </w:t>
+      </w:r>
+      <w:r>
+        <w:t>och</w:t>
+      </w:r>
+      <w:r>
+        <w:rPr>
+          <w:i/>
+        </w:rPr>
+        <w:t xml:space="preserve"> 9740 Skogsbevuxen myr</w:t>
+      </w:r>
+      <w:r>
+        <w:t>. Den behöver grova träd, främst tall, asp och bok som boträd. Skogsbruk med korta omloppstider och täta, homogena ungskogar utgör det största hotet. Spillkråka är en nyckelart i skogliga miljöer vars övergivna bohål utnyttjas av flera andra hålhäckande fågelarter och fladdermöss, däribland pärluggla (EN, §4), knipa (§4), salskrake (§4) och skogsduva (§4). Hökuggla (VU, §4) och slaguggla (§4) häckar ofta i högstubbar som brutits av i höjd med ett gammalt spillkråkebo (SLU Artdatabanken, 2026; Skogsstyrelsen, 2016).</w:t>
+      </w:r>
+    </w:p>
+    <w:p>
+      <w:r>
+        <w:rPr>
+          <w:b/>
+        </w:rPr>
+        <w:t>Tjäder (§4)</w:t>
+      </w:r>
+      <w:r>
+        <w:t xml:space="preserve"> omfattas av bilaga 1 och 2 EU:s fågeldirektiv och är typisk art för </w:t>
+      </w:r>
+      <w:r>
+        <w:rPr>
+          <w:i/>
+        </w:rPr>
+        <w:t xml:space="preserve">9010 Taiga </w:t>
+      </w:r>
+      <w:r>
+        <w:t xml:space="preserve">och </w:t>
+      </w:r>
+      <w:r>
+        <w:rPr>
+          <w:i/>
+        </w:rPr>
+        <w:t>9740 Skogsbevuxen myr</w:t>
+      </w:r>
+      <w:r>
+        <w:t>. Tjädern är en utpräglad skogsfågel knuten till större sammanhängande barrskogsområden. Tupparna och hönorna utnyttjar till viss del olika miljöer, och habitatvalet varierar dessutom mellan olika delar av året. För att det ska finnas livskraftiga tjäderbestånd krävs funktionella skogslandskap med en blandning av uppvuxen, gles och luckig skog, täta sumpskogar, myrar och andra små våtmarker. Arten försvinner när skogen fragmenteras och den sammanlagda arealen hyggen och andra öppna områden blir för stor. Ett småskaligt och försiktigt virkesuttag genom hyggesfria metoder kan i vissa fall vara möjligt i området inom 200 m från lekcentrum. Längre ut från lekcentrum, inom 200–500 m bör den avverkade ytan inte överskrida 1 hektar för att undvika alltför stora och snabba förändringar (Skogsstyrelsen, 2019; SLU Artdatabanken, 2024).</w:t>
+      </w:r>
+    </w:p>
+    <w:p>
+      <w:pPr>
+        <w:pStyle w:val="Heading1"/>
+      </w:pPr>
+      <w:r>
+        <w:t>EU:s fågeldirektiv</w:t>
+      </w:r>
+    </w:p>
+    <w:p>
+      <w:r>
+        <w:t xml:space="preserve">Europeiska unionens medlemsländer är skyldiga att agera i enlighet med EU:s fågeldirektiv där det uttryckligen står att direktivet gäller för fåglar samt för deras ägg, bon och </w:t>
+      </w:r>
+      <w:r>
+        <w:rPr>
+          <w:b/>
+        </w:rPr>
+        <w:t xml:space="preserve">livsmiljöer </w:t>
+      </w:r>
+      <w:r>
+        <w:t>(artikel 1). Vidare att de åtgärder som vidtas inte får leda till en försämring av den nuvarande situationen beträffande bevarandet av de fågelarter som avses i artikel 1 (artikel 13). Fågeldirektivet är styrande för tillsynsansvariga myndigheters ärendehantering, ställningstaganden och beslutsfattande.</w:t>
+      </w:r>
+    </w:p>
+    <w:p>
+      <w:r>
+        <w:br w:type="page"/>
+      </w:r>
+    </w:p>
+    <w:p>
+      <w:pPr>
+        <w:pStyle w:val="Title"/>
+      </w:pPr>
+      <w:r>
+        <w:t>BILAGA 1 – Fridlysta arter</w:t>
+      </w:r>
+    </w:p>
+    <w:p>
+      <w:pPr>
+        <w:pStyle w:val="Heading1"/>
+      </w:pPr>
+      <w:r>
+        <w:t>Spillkråka – ekologi samt krav på livsmiljön</w:t>
+      </w:r>
+    </w:p>
+    <w:p>
+      <w:r>
+        <w:t xml:space="preserve">Spillkråka (§4) ingår i bilaga 1 EU:s fågeldirektiv och är typisk art för </w:t>
+      </w:r>
+      <w:r>
+        <w:rPr>
+          <w:i/>
+        </w:rPr>
+        <w:t xml:space="preserve">9010 Taiga </w:t>
+      </w:r>
+      <w:r>
+        <w:t>och</w:t>
+      </w:r>
+      <w:r>
+        <w:rPr>
+          <w:i/>
+        </w:rPr>
+        <w:t xml:space="preserve"> 9740 Skogsbevuxen myr</w:t>
+      </w:r>
+      <w:r>
+        <w:t>. Den lever i både barr- och blandskog liksom i ren lövskog. De tätaste populationerna tenderar att finnas i äldre, variationsrik blandskog med gott om död ved och gamla träd. Varje par utnyttjar 400–1000 hektar skog beroende på skogens kvalitet. Skogsbruk med korta omloppstider och täta, homogena ungskogar utgör det största hotet (SLU Artdatabanken, 2026).</w:t>
+      </w:r>
+    </w:p>
+    <w:p>
+      <w:r>
+        <w:t>Spillkråka är en nyckelart i skogliga miljöer vars övergivna bohål utnyttjas av flera andra hålhäckande fågelarter och fladdermöss, däribland pärluggla (EN, §4), knipa (§4), salskrake (§4) och skogsduva (§4). Hökuggla (VU, §4) och slaguggla (§4) häckar ofta i högstubbar som brutits av i höjd med ett gammalt spillkråkebo (Skogsstyrelsen, 2016).</w:t>
+      </w:r>
+    </w:p>
+    <w:p>
+      <w:pPr>
+        <w:pStyle w:val="Heading2"/>
+      </w:pPr>
+      <w:r>
+        <w:t>Referenser – spillkråka</w:t>
+      </w:r>
+    </w:p>
+    <w:p>
+      <w:r>
+        <w:t xml:space="preserve">Skogsstyrelsen, 2016. </w:t>
+      </w:r>
+      <w:r>
+        <w:rPr>
+          <w:i/>
+        </w:rPr>
+        <w:t xml:space="preserve">Vägledning för hänsyn till spillkråka. </w:t>
+      </w:r>
+      <w:r>
+        <w:t>Vägledningar och kunskapsstöd artskydd – Skogsstyrelsen.</w:t>
+      </w:r>
+    </w:p>
+    <w:p>
+      <w:r>
+        <w:t xml:space="preserve">SLU Artdatabanken, 2026. </w:t>
+      </w:r>
+      <w:r>
+        <w:rPr>
+          <w:i/>
+        </w:rPr>
+        <w:t xml:space="preserve">Artfaktablad. Naturvård – artfakta. </w:t>
+      </w:r>
+      <w:r>
+        <w:t>SLU Artdatabanken, Uppsala.</w:t>
+      </w:r>
+    </w:p>
+    <w:p>
+      <w:pPr>
+        <w:pStyle w:val="Heading1"/>
+      </w:pPr>
+      <w:r>
+        <w:t>Tjäder – ekologi samt krav på livsmiljön</w:t>
+      </w:r>
+    </w:p>
+    <w:p>
+      <w:r>
+        <w:t xml:space="preserve">Tjäder (§4) omfattas av bilaga 1 och 2 EU:s fågeldirektiv och är typisk art för </w:t>
+      </w:r>
+      <w:r>
+        <w:rPr>
+          <w:i/>
+        </w:rPr>
+        <w:t xml:space="preserve">9010 Taiga </w:t>
+      </w:r>
+      <w:r>
+        <w:t xml:space="preserve">och </w:t>
+      </w:r>
+      <w:r>
+        <w:rPr>
+          <w:i/>
+        </w:rPr>
+        <w:t>9740 Skogsbevuxen myr</w:t>
+      </w:r>
+      <w:r>
+        <w:t>. Tjädern är en utpräglad skogsfågel knuten till större sammanhängande barrskogsområden. Tupparna och hönorna utnyttjar till viss del olika miljöer, och habitatvalet varierar dessutom mellan olika delar av året. För att det ska finnas livskraftiga tjäderbestånd krävs funktionella skogslandskap med en blandning av uppvuxen, gles och luckig skog, täta sumpskogar, myrar och andra små våtmarker (Skogsstyrelsen, 2019; SLU Artdatabanken 2024).</w:t>
+      </w:r>
+    </w:p>
+    <w:p>
+      <w:r>
+        <w:t>Arten försvinner när skogen fragmenteras och den sammanlagda arealen hyggen och andra öppna områden blir för stor. Ett småskaligt och försiktigt virkesuttag genom hyggesfria metoder kan i vissa fall vara möjligt i området inom 200 m från lekcentrum. Längre ut från lekcentrum, inom 200–500 m bör den avverkade ytan inte överskrida 1 hektar för att undvika alltför stora och snabba förändringar (Skogsstyrelsen, 2019).</w:t>
+      </w:r>
+    </w:p>
+    <w:p>
+      <w:pPr>
+        <w:pStyle w:val="Heading2"/>
+      </w:pPr>
+      <w:r>
+        <w:t>Referenser – tjäder</w:t>
+      </w:r>
+    </w:p>
+    <w:p>
+      <w:r>
+        <w:t xml:space="preserve">Skogsstyrelsen, 2019. </w:t>
+      </w:r>
+      <w:r>
+        <w:rPr>
+          <w:i/>
+        </w:rPr>
+        <w:t>Vägledning för hänsyn till fåglar – tjäder.</w:t>
+      </w:r>
+    </w:p>
+    <w:p>
+      <w:r>
+        <w:t xml:space="preserve">SLU Artdatabanken, 2024. </w:t>
+      </w:r>
+      <w:r>
+        <w:rPr>
+          <w:i/>
+        </w:rPr>
+        <w:t xml:space="preserve">Artfaktablad. Naturvård – artfakta. </w:t>
+      </w:r>
+      <w:r>
+        <w:t>SLU Artdatabanken, Uppsala</w:t>
       </w:r>
     </w:p>
     <w:sectPr>
@@ -227,7 +461,7 @@
     <w:r>
       <w:tab/>
       <w:tab/>
-      <w:t>2026-07-15</w:t>
+      <w:t>2026-07-16</w:t>
       <w:br/>
       <w:br/>
     </w:r>

--- a/tillsyn/A 27730-2026 tillsynsbegäran.docx
+++ b/tillsyn/A 27730-2026 tillsynsbegäran.docx
@@ -461,7 +461,7 @@
     <w:r>
       <w:tab/>
       <w:tab/>
-      <w:t>2026-07-16</w:t>
+      <w:t>2026-07-17</w:t>
       <w:br/>
       <w:br/>
     </w:r>

--- a/tillsyn/A 27730-2026 tillsynsbegäran.docx
+++ b/tillsyn/A 27730-2026 tillsynsbegäran.docx
@@ -461,7 +461,7 @@
     <w:r>
       <w:tab/>
       <w:tab/>
-      <w:t>2026-07-17</w:t>
+      <w:t>2026-07-18</w:t>
       <w:br/>
       <w:br/>
     </w:r>

--- a/tillsyn/A 27730-2026 tillsynsbegäran.docx
+++ b/tillsyn/A 27730-2026 tillsynsbegäran.docx
@@ -461,7 +461,7 @@
     <w:r>
       <w:tab/>
       <w:tab/>
-      <w:t>2026-07-18</w:t>
+      <w:t>2026-07-19</w:t>
       <w:br/>
       <w:br/>
     </w:r>

--- a/tillsyn/A 27730-2026 tillsynsbegäran.docx
+++ b/tillsyn/A 27730-2026 tillsynsbegäran.docx
@@ -461,7 +461,7 @@
     <w:r>
       <w:tab/>
       <w:tab/>
-      <w:t>2026-07-19</w:t>
+      <w:t>2026-07-20</w:t>
       <w:br/>
       <w:br/>
     </w:r>

--- a/tillsyn/A 27730-2026 tillsynsbegäran.docx
+++ b/tillsyn/A 27730-2026 tillsynsbegäran.docx
@@ -461,7 +461,7 @@
     <w:r>
       <w:tab/>
       <w:tab/>
-      <w:t>2026-07-20</w:t>
+      <w:t>2026-07-21</w:t>
       <w:br/>
       <w:br/>
     </w:r>

--- a/tillsyn/A 27730-2026 tillsynsbegäran.docx
+++ b/tillsyn/A 27730-2026 tillsynsbegäran.docx
@@ -461,7 +461,7 @@
     <w:r>
       <w:tab/>
       <w:tab/>
-      <w:t>2026-07-21</w:t>
+      <w:t>2026-07-22</w:t>
       <w:br/>
       <w:br/>
     </w:r>

--- a/tillsyn/A 27730-2026 tillsynsbegäran.docx
+++ b/tillsyn/A 27730-2026 tillsynsbegäran.docx
@@ -461,7 +461,7 @@
     <w:r>
       <w:tab/>
       <w:tab/>
-      <w:t>2026-07-22</w:t>
+      <w:t>2026-07-23</w:t>
       <w:br/>
       <w:br/>
     </w:r>

--- a/tillsyn/A 27730-2026 tillsynsbegäran.docx
+++ b/tillsyn/A 27730-2026 tillsynsbegäran.docx
@@ -461,7 +461,7 @@
     <w:r>
       <w:tab/>
       <w:tab/>
-      <w:t>2026-07-23</w:t>
+      <w:t>2026-07-24</w:t>
       <w:br/>
       <w:br/>
     </w:r>

--- a/tillsyn/A 27730-2026 tillsynsbegäran.docx
+++ b/tillsyn/A 27730-2026 tillsynsbegäran.docx
@@ -461,7 +461,7 @@
     <w:r>
       <w:tab/>
       <w:tab/>
-      <w:t>2026-07-24</w:t>
+      <w:t>2026-07-25</w:t>
       <w:br/>
       <w:br/>
     </w:r>

--- a/tillsyn/A 27730-2026 tillsynsbegäran.docx
+++ b/tillsyn/A 27730-2026 tillsynsbegäran.docx
@@ -461,7 +461,7 @@
     <w:r>
       <w:tab/>
       <w:tab/>
-      <w:t>2026-07-25</w:t>
+      <w:t>2026-07-26</w:t>
       <w:br/>
       <w:br/>
     </w:r>

--- a/tillsyn/A 27730-2026 tillsynsbegäran.docx
+++ b/tillsyn/A 27730-2026 tillsynsbegäran.docx
@@ -461,7 +461,7 @@
     <w:r>
       <w:tab/>
       <w:tab/>
-      <w:t>2026-07-26</w:t>
+      <w:t>2026-07-27</w:t>
       <w:br/>
       <w:br/>
     </w:r>

--- a/tillsyn/A 27730-2026 tillsynsbegäran.docx
+++ b/tillsyn/A 27730-2026 tillsynsbegäran.docx
@@ -461,7 +461,7 @@
     <w:r>
       <w:tab/>
       <w:tab/>
-      <w:t>2026-07-27</w:t>
+      <w:t>2026-07-28</w:t>
       <w:br/>
       <w:br/>
     </w:r>

--- a/tillsyn/A 27730-2026 tillsynsbegäran.docx
+++ b/tillsyn/A 27730-2026 tillsynsbegäran.docx
@@ -461,7 +461,7 @@
     <w:r>
       <w:tab/>
       <w:tab/>
-      <w:t>2026-07-28</w:t>
+      <w:t>2026-07-29</w:t>
       <w:br/>
       <w:br/>
     </w:r>

--- a/tillsyn/A 27730-2026 tillsynsbegäran.docx
+++ b/tillsyn/A 27730-2026 tillsynsbegäran.docx
@@ -461,7 +461,7 @@
     <w:r>
       <w:tab/>
       <w:tab/>
-      <w:t>2026-07-29</w:t>
+      <w:t>2026-07-30</w:t>
       <w:br/>
       <w:br/>
     </w:r>

--- a/tillsyn/A 27730-2026 tillsynsbegäran.docx
+++ b/tillsyn/A 27730-2026 tillsynsbegäran.docx
@@ -461,7 +461,7 @@
     <w:r>
       <w:tab/>
       <w:tab/>
-      <w:t>2026-07-30</w:t>
+      <w:t>2026-07-31</w:t>
       <w:br/>
       <w:br/>
     </w:r>

--- a/tillsyn/A 27730-2026 tillsynsbegäran.docx
+++ b/tillsyn/A 27730-2026 tillsynsbegäran.docx
@@ -461,7 +461,7 @@
     <w:r>
       <w:tab/>
       <w:tab/>
-      <w:t>2026-07-31</w:t>
+      <w:t>2026-08-01</w:t>
       <w:br/>
       <w:br/>
     </w:r>

--- a/tillsyn/A 27730-2026 tillsynsbegäran.docx
+++ b/tillsyn/A 27730-2026 tillsynsbegäran.docx
@@ -461,7 +461,7 @@
     <w:r>
       <w:tab/>
       <w:tab/>
-      <w:t>2026-08-01</w:t>
+      <w:t>2026-08-02</w:t>
       <w:br/>
       <w:br/>
     </w:r>

--- a/tillsyn/A 27730-2026 tillsynsbegäran.docx
+++ b/tillsyn/A 27730-2026 tillsynsbegäran.docx
@@ -461,7 +461,7 @@
     <w:r>
       <w:tab/>
       <w:tab/>
-      <w:t>2026-08-02</w:t>
+      <w:t>2026-08-03</w:t>
       <w:br/>
       <w:br/>
     </w:r>

--- a/tillsyn/A 27730-2026 tillsynsbegäran.docx
+++ b/tillsyn/A 27730-2026 tillsynsbegäran.docx
@@ -461,7 +461,7 @@
     <w:r>
       <w:tab/>
       <w:tab/>
-      <w:t>2026-08-03</w:t>
+      <w:t>2026-08-05</w:t>
       <w:br/>
       <w:br/>
     </w:r>

--- a/tillsyn/A 27730-2026 tillsynsbegäran.docx
+++ b/tillsyn/A 27730-2026 tillsynsbegäran.docx
@@ -461,7 +461,7 @@
     <w:r>
       <w:tab/>
       <w:tab/>
-      <w:t>2026-08-05</w:t>
+      <w:t>2026-08-07</w:t>
       <w:br/>
       <w:br/>
     </w:r>

--- a/tillsyn/A 27730-2026 tillsynsbegäran.docx
+++ b/tillsyn/A 27730-2026 tillsynsbegäran.docx
@@ -461,7 +461,7 @@
     <w:r>
       <w:tab/>
       <w:tab/>
-      <w:t>2026-08-07</w:t>
+      <w:t>2026-08-08</w:t>
       <w:br/>
       <w:br/>
     </w:r>

--- a/tillsyn/A 27730-2026 tillsynsbegäran.docx
+++ b/tillsyn/A 27730-2026 tillsynsbegäran.docx
@@ -60,7 +60,7 @@
         <w:spacing w:after="240"/>
       </w:pPr>
       <w:r>
-        <w:t>Figur 1. Fyndplatser för naturvårdsarter inom 5 meter från avverkningsanmälan. Markörer utan svart kant är placerade på fyndplatsen. Markörer med svart kant är placerade vid sidan av fyndplatsen har ett svart streck som visar fyndplatsens exakta position. Kartans mittpunktskoordinat är N 6622395, E 499041 i SWEREF 99 TM.</w:t>
+        <w:t>Figur 1. Fyndplatser för naturvårdsarter inom 5 meter från avverkningsanmälan. Markörer utan svart kant är placerade på fyndplatsen. Markörer med svart kant är placerade vid sidan av fyndplatsen och har ett svart streck som visar fyndplatsens exakta position. Kartans mittpunktskoordinat är N 6622395, E 499041 i SWEREF 99 TM.</w:t>
       </w:r>
     </w:p>
     <w:p>
@@ -227,7 +227,7 @@
     <w:r>
       <w:tab/>
       <w:tab/>
-      <w:t>2026-08-14</w:t>
+      <w:t>2026-08-15</w:t>
       <w:br/>
       <w:br/>
     </w:r>

--- a/tillsyn/A 27730-2026 tillsynsbegäran.docx
+++ b/tillsyn/A 27730-2026 tillsynsbegäran.docx
@@ -227,7 +227,7 @@
     <w:r>
       <w:tab/>
       <w:tab/>
-      <w:t>2026-08-15</w:t>
+      <w:t>2026-08-16</w:t>
       <w:br/>
       <w:br/>
     </w:r>

--- a/tillsyn/A 27730-2026 tillsynsbegäran.docx
+++ b/tillsyn/A 27730-2026 tillsynsbegäran.docx
@@ -227,7 +227,7 @@
     <w:r>
       <w:tab/>
       <w:tab/>
-      <w:t>2026-08-16</w:t>
+      <w:t>2026-08-17</w:t>
       <w:br/>
       <w:br/>
     </w:r>

--- a/tillsyn/A 27730-2026 tillsynsbegäran.docx
+++ b/tillsyn/A 27730-2026 tillsynsbegäran.docx
@@ -227,7 +227,7 @@
     <w:r>
       <w:tab/>
       <w:tab/>
-      <w:t>2026-08-17</w:t>
+      <w:t>2026-08-18</w:t>
       <w:br/>
       <w:br/>
     </w:r>

--- a/tillsyn/A 27730-2026 tillsynsbegäran.docx
+++ b/tillsyn/A 27730-2026 tillsynsbegäran.docx
@@ -227,7 +227,7 @@
     <w:r>
       <w:tab/>
       <w:tab/>
-      <w:t>2026-08-18</w:t>
+      <w:t>2026-08-19</w:t>
       <w:br/>
       <w:br/>
     </w:r>

--- a/tillsyn/A 27730-2026 tillsynsbegäran.docx
+++ b/tillsyn/A 27730-2026 tillsynsbegäran.docx
@@ -227,7 +227,7 @@
     <w:r>
       <w:tab/>
       <w:tab/>
-      <w:t>2026-08-19</w:t>
+      <w:t>2026-08-20</w:t>
       <w:br/>
       <w:br/>
     </w:r>

--- a/tillsyn/A 27730-2026 tillsynsbegäran.docx
+++ b/tillsyn/A 27730-2026 tillsynsbegäran.docx
@@ -227,7 +227,7 @@
     <w:r>
       <w:tab/>
       <w:tab/>
-      <w:t>2026-08-20</w:t>
+      <w:t>2026-08-21</w:t>
       <w:br/>
       <w:br/>
     </w:r>

--- a/tillsyn/A 27730-2026 tillsynsbegäran.docx
+++ b/tillsyn/A 27730-2026 tillsynsbegäran.docx
@@ -227,7 +227,7 @@
     <w:r>
       <w:tab/>
       <w:tab/>
-      <w:t>2026-08-21</w:t>
+      <w:t>2026-08-22</w:t>
       <w:br/>
       <w:br/>
     </w:r>

--- a/tillsyn/A 27730-2026 tillsynsbegäran.docx
+++ b/tillsyn/A 27730-2026 tillsynsbegäran.docx
@@ -227,7 +227,7 @@
     <w:r>
       <w:tab/>
       <w:tab/>
-      <w:t>2026-08-22</w:t>
+      <w:t>2026-08-23</w:t>
       <w:br/>
       <w:br/>
     </w:r>

--- a/tillsyn/A 27730-2026 tillsynsbegäran.docx
+++ b/tillsyn/A 27730-2026 tillsynsbegäran.docx
@@ -227,7 +227,7 @@
     <w:r>
       <w:tab/>
       <w:tab/>
-      <w:t>2026-08-23</w:t>
+      <w:t>2026-08-24</w:t>
       <w:br/>
       <w:br/>
     </w:r>

--- a/tillsyn/A 27730-2026 tillsynsbegäran.docx
+++ b/tillsyn/A 27730-2026 tillsynsbegäran.docx
@@ -227,7 +227,7 @@
     <w:r>
       <w:tab/>
       <w:tab/>
-      <w:t>2026-08-24</w:t>
+      <w:t>2026-08-25</w:t>
       <w:br/>
       <w:br/>
     </w:r>

--- a/tillsyn/A 27730-2026 tillsynsbegäran.docx
+++ b/tillsyn/A 27730-2026 tillsynsbegäran.docx
@@ -227,7 +227,7 @@
     <w:r>
       <w:tab/>
       <w:tab/>
-      <w:t>2026-08-25</w:t>
+      <w:t>2026-08-26</w:t>
       <w:br/>
       <w:br/>
     </w:r>

--- a/tillsyn/A 27730-2026 tillsynsbegäran.docx
+++ b/tillsyn/A 27730-2026 tillsynsbegäran.docx
@@ -227,7 +227,7 @@
     <w:r>
       <w:tab/>
       <w:tab/>
-      <w:t>2026-08-26</w:t>
+      <w:t>2026-08-27</w:t>
       <w:br/>
       <w:br/>
     </w:r>

--- a/tillsyn/A 27730-2026 tillsynsbegäran.docx
+++ b/tillsyn/A 27730-2026 tillsynsbegäran.docx
@@ -227,7 +227,7 @@
     <w:r>
       <w:tab/>
       <w:tab/>
-      <w:t>2026-08-27</w:t>
+      <w:t>2026-08-28</w:t>
       <w:br/>
       <w:br/>
     </w:r>

--- a/tillsyn/A 27730-2026 tillsynsbegäran.docx
+++ b/tillsyn/A 27730-2026 tillsynsbegäran.docx
@@ -227,7 +227,7 @@
     <w:r>
       <w:tab/>
       <w:tab/>
-      <w:t>2026-08-28</w:t>
+      <w:t>2026-08-29</w:t>
       <w:br/>
       <w:br/>
     </w:r>

--- a/tillsyn/A 27730-2026 tillsynsbegäran.docx
+++ b/tillsyn/A 27730-2026 tillsynsbegäran.docx
@@ -227,7 +227,7 @@
     <w:r>
       <w:tab/>
       <w:tab/>
-      <w:t>2026-08-29</w:t>
+      <w:t>2026-08-31</w:t>
       <w:br/>
       <w:br/>
     </w:r>

--- a/tillsyn/A 27730-2026 tillsynsbegäran.docx
+++ b/tillsyn/A 27730-2026 tillsynsbegäran.docx
@@ -227,7 +227,7 @@
     <w:r>
       <w:tab/>
       <w:tab/>
-      <w:t>2026-08-31</w:t>
+      <w:t>2026-09-01</w:t>
       <w:br/>
       <w:br/>
     </w:r>

--- a/tillsyn/A 27730-2026 tillsynsbegäran.docx
+++ b/tillsyn/A 27730-2026 tillsynsbegäran.docx
@@ -227,7 +227,7 @@
     <w:r>
       <w:tab/>
       <w:tab/>
-      <w:t>2026-09-01</w:t>
+      <w:t>2026-09-02</w:t>
       <w:br/>
       <w:br/>
     </w:r>

--- a/tillsyn/A 27730-2026 tillsynsbegäran.docx
+++ b/tillsyn/A 27730-2026 tillsynsbegäran.docx
@@ -227,7 +227,7 @@
     <w:r>
       <w:tab/>
       <w:tab/>
-      <w:t>2026-09-02</w:t>
+      <w:t>2026-09-03</w:t>
       <w:br/>
       <w:br/>
     </w:r>

--- a/tillsyn/A 27730-2026 tillsynsbegäran.docx
+++ b/tillsyn/A 27730-2026 tillsynsbegäran.docx
@@ -227,7 +227,7 @@
     <w:r>
       <w:tab/>
       <w:tab/>
-      <w:t>2026-09-03</w:t>
+      <w:t>2026-09-04</w:t>
       <w:br/>
       <w:br/>
     </w:r>

--- a/tillsyn/A 27730-2026 tillsynsbegäran.docx
+++ b/tillsyn/A 27730-2026 tillsynsbegäran.docx
@@ -227,7 +227,7 @@
     <w:r>
       <w:tab/>
       <w:tab/>
-      <w:t>2026-09-04</w:t>
+      <w:t>2026-09-05</w:t>
       <w:br/>
       <w:br/>
     </w:r>

--- a/tillsyn/A 27730-2026 tillsynsbegäran.docx
+++ b/tillsyn/A 27730-2026 tillsynsbegäran.docx
@@ -227,7 +227,7 @@
     <w:r>
       <w:tab/>
       <w:tab/>
-      <w:t>2026-09-05</w:t>
+      <w:t>2026-09-06</w:t>
       <w:br/>
       <w:br/>
     </w:r>

--- a/tillsyn/A 27730-2026 tillsynsbegäran.docx
+++ b/tillsyn/A 27730-2026 tillsynsbegäran.docx
@@ -227,7 +227,7 @@
     <w:r>
       <w:tab/>
       <w:tab/>
-      <w:t>2026-09-06</w:t>
+      <w:t>2026-09-07</w:t>
       <w:br/>
       <w:br/>
     </w:r>

--- a/tillsyn/A 27730-2026 tillsynsbegäran.docx
+++ b/tillsyn/A 27730-2026 tillsynsbegäran.docx
@@ -227,7 +227,7 @@
     <w:r>
       <w:tab/>
       <w:tab/>
-      <w:t>2026-09-07</w:t>
+      <w:t>2026-09-08</w:t>
       <w:br/>
       <w:br/>
     </w:r>

--- a/tillsyn/A 27730-2026 tillsynsbegäran.docx
+++ b/tillsyn/A 27730-2026 tillsynsbegäran.docx
@@ -227,7 +227,7 @@
     <w:r>
       <w:tab/>
       <w:tab/>
-      <w:t>2026-09-08</w:t>
+      <w:t>2026-09-09</w:t>
       <w:br/>
       <w:br/>
     </w:r>

--- a/tillsyn/A 27730-2026 tillsynsbegäran.docx
+++ b/tillsyn/A 27730-2026 tillsynsbegäran.docx
@@ -227,7 +227,7 @@
     <w:r>
       <w:tab/>
       <w:tab/>
-      <w:t>2026-09-09</w:t>
+      <w:t>2026-09-10</w:t>
       <w:br/>
       <w:br/>
     </w:r>

--- a/tillsyn/A 27730-2026 tillsynsbegäran.docx
+++ b/tillsyn/A 27730-2026 tillsynsbegäran.docx
@@ -227,7 +227,7 @@
     <w:r>
       <w:tab/>
       <w:tab/>
-      <w:t>2026-09-10</w:t>
+      <w:t>2026-09-11</w:t>
       <w:br/>
       <w:br/>
     </w:r>

--- a/tillsyn/A 27730-2026 tillsynsbegäran.docx
+++ b/tillsyn/A 27730-2026 tillsynsbegäran.docx
@@ -227,7 +227,7 @@
     <w:r>
       <w:tab/>
       <w:tab/>
-      <w:t>2026-09-11</w:t>
+      <w:t>2026-09-12</w:t>
       <w:br/>
       <w:br/>
     </w:r>

--- a/tillsyn/A 27730-2026 tillsynsbegäran.docx
+++ b/tillsyn/A 27730-2026 tillsynsbegäran.docx
@@ -227,7 +227,7 @@
     <w:r>
       <w:tab/>
       <w:tab/>
-      <w:t>2026-09-12</w:t>
+      <w:t>2026-09-13</w:t>
       <w:br/>
       <w:br/>
     </w:r>
